--- a/downloads/teacher/05 Materials/Unit 02/Handouts/Handout 02.08 - Sample Pay Stub and Detective Sheet.docx
+++ b/downloads/teacher/05 Materials/Unit 02/Handouts/Handout 02.08 - Sample Pay Stub and Detective Sheet.docx
@@ -25,16 +25,7 @@
         <w:pStyle w:val="BodyText"/>
       </w:pPr>
       <w:r>
-        <w:t xml:space="preserve">This pay stub is made up for class. The bagel shop, the worker, and the numbers are fictional. The hourly rate is the Long Island minimum wage for 2026</w:t>
-      </w:r>
-      <w:r>
-        <w:t xml:space="preserve"> </w:t>
-      </w:r>
-      <w:r>
-        <w:rPr>
-          <w:rStyle w:val="TeacherNote"/>
-        </w:rPr>
-        <w:t xml:space="preserve">[update each September].</w:t>
+        <w:t xml:space="preserve">This pay stub is made up for class. The bagel shop, the worker, and the numbers are fictional. The hourly rate is the Long Island minimum wage for 2026.</w:t>
       </w:r>
     </w:p>
     <w:p>
@@ -378,15 +369,6 @@
             <w:r>
               <w:t xml:space="preserve">$17.00</w:t>
             </w:r>
-            <w:r>
-              <w:t xml:space="preserve"> </w:t>
-            </w:r>
-            <w:r>
-              <w:rPr>
-                <w:rStyle w:val="TeacherNote"/>
-              </w:rPr>
-              <w:t xml:space="preserve">[update]</w:t>
-            </w:r>
           </w:p>
         </w:tc>
         <w:tc>
@@ -1514,22 +1496,7 @@
         <w:pStyle w:val="Compact"/>
       </w:pPr>
       <w:r>
-        <w:t xml:space="preserve">Dana pays her own phone plan, $35 a month</w:t>
-      </w:r>
-      <w:r>
-        <w:t xml:space="preserve"> </w:t>
-      </w:r>
-      <w:r>
-        <w:rPr>
-          <w:rStyle w:val="TeacherNote"/>
-        </w:rPr>
-        <w:t xml:space="preserve">[update], and a monthly bus pass, $60 [update].</w:t>
-      </w:r>
-      <w:r>
-        <w:t xml:space="preserve"> </w:t>
-      </w:r>
-      <w:r>
-        <w:t xml:space="preserve">She gets two paychecks a month. Does her take-home cover those two needs? Write two sentences with the numbers.</w:t>
+        <w:t xml:space="preserve">Dana pays her own phone plan, $35 a month, and a monthly bus pass, $60. She gets two paychecks a month. Does her take-home cover those two needs? Write two sentences with the numbers.</w:t>
       </w:r>
     </w:p>
     <w:p>
